--- a/EXPORTS/DOCX/published/niveau3/Dutch/WMAmsterdam.docx
+++ b/EXPORTS/DOCX/published/niveau3/Dutch/WMAmsterdam.docx
@@ -533,7 +533,7 @@
           <w:sz w:val="24"/>
           <w:u w:val="single"/>
         </w:rPr>
-        <w:hyperlink r:id="rId11" w:history="1">
+        <w:hyperlink r:id="rId10" w:history="1">
           <w:r>
             <w:rPr>
               <w:rStyle w:val="Hyperlink"/>
@@ -551,7 +551,7 @@
           <w:sz w:val="24"/>
           <w:u w:val="single"/>
         </w:rPr>
-        <w:hyperlink r:id="rId11" w:history="1">
+        <w:hyperlink r:id="rId10" w:history="1">
           <w:r>
             <w:rPr>
               <w:rStyle w:val="Hyperlink"/>
@@ -666,147 +666,13 @@
       </w:r>
       <w:r>
         <w:rPr>
-          <w:u w:val="single" w:color="0000ff"/>
           <w:rFonts w:ascii="Charis SIL Regular" w:hAnsi="Charis SIL Regular" w:eastAsia="Charis SIL Regular"/>
           <w:b w:val="0"/>
           <w:i w:val="0"/>
           <w:color w:val="000000"/>
           <w:sz w:val="24"/>
         </w:rPr>
-        <w:hyperlink r:id="rId11" w:history="1">
-          <w:r>
-            <w:rPr>
-              <w:rStyle w:val="Hyperlink"/>
-            </w:rPr>
-            <w:t>Lands P</w:t>
-          </w:r>
-        </w:hyperlink>
-      </w:r>
-      <w:r>
-        <w:rPr>
-          <w:u w:val="single" w:color="0000ff"/>
-          <w:rFonts w:ascii="Charis SIL Regular" w:hAnsi="Charis SIL Regular" w:eastAsia="Charis SIL Regular"/>
-          <w:b w:val="0"/>
-          <w:i w:val="0"/>
-          <w:color w:val="000000"/>
-          <w:sz w:val="24"/>
-        </w:rPr>
-        <w:hyperlink r:id="rId11" w:history="1">
-          <w:r>
-            <w:rPr>
-              <w:rStyle w:val="Hyperlink"/>
-            </w:rPr>
-            <w:t>lantent</w:t>
-          </w:r>
-        </w:hyperlink>
-      </w:r>
-      <w:r>
-        <w:rPr>
-          <w:u w:val="single" w:color="0000ff"/>
-          <w:rFonts w:ascii="Charis SIL Regular" w:hAnsi="Charis SIL Regular" w:eastAsia="Charis SIL Regular"/>
-          <w:b w:val="0"/>
-          <w:i w:val="0"/>
-          <w:color w:val="000000"/>
-          <w:sz w:val="24"/>
-        </w:rPr>
-        <w:hyperlink r:id="rId11" w:history="1">
-          <w:r>
-            <w:rPr>
-              <w:rStyle w:val="Hyperlink"/>
-            </w:rPr>
-            <w:t>u</w:t>
-          </w:r>
-        </w:hyperlink>
-      </w:r>
-      <w:r>
-        <w:rPr>
-          <w:u w:val="single" w:color="0000ff"/>
-          <w:rFonts w:ascii="Charis SIL Regular" w:hAnsi="Charis SIL Regular" w:eastAsia="Charis SIL Regular"/>
-          <w:b w:val="0"/>
-          <w:i w:val="0"/>
-          <w:color w:val="000000"/>
-          <w:sz w:val="24"/>
-        </w:rPr>
-        <w:hyperlink r:id="rId11" w:history="1">
-          <w:r>
-            <w:rPr>
-              <w:rStyle w:val="Hyperlink"/>
-            </w:rPr>
-            <w:t>in in</w:t>
-          </w:r>
-        </w:hyperlink>
-      </w:r>
-      <w:r>
-        <w:rPr>
-          <w:u w:val="single" w:color="0000ff"/>
-          <w:rFonts w:ascii="Charis SIL Regular" w:hAnsi="Charis SIL Regular" w:eastAsia="Charis SIL Regular"/>
-          <w:b w:val="0"/>
-          <w:i w:val="0"/>
-          <w:color w:val="000000"/>
-          <w:sz w:val="24"/>
-        </w:rPr>
-        <w:hyperlink r:id="rId11" w:history="1">
-          <w:r>
-            <w:rPr>
-              <w:rStyle w:val="Hyperlink"/>
-            </w:rPr>
-            <w:t xml:space="preserve"> Bogor</w:t>
-          </w:r>
-        </w:hyperlink>
-      </w:r>
-      <w:r>
-        <w:rPr>
-          <w:u w:val="single" w:color="0000ff"/>
-          <w:rFonts w:ascii="Charis SIL Regular" w:hAnsi="Charis SIL Regular" w:eastAsia="Charis SIL Regular"/>
-          <w:b w:val="0"/>
-          <w:i w:val="0"/>
-          <w:color w:val="000000"/>
-          <w:sz w:val="24"/>
-        </w:rPr>
-        <w:hyperlink r:id="rId11" w:history="1">
-          <w:r>
-            <w:rPr>
-              <w:rStyle w:val="Hyperlink"/>
-            </w:rPr>
-            <w:t xml:space="preserve"> en </w:t>
-          </w:r>
-        </w:hyperlink>
-      </w:r>
-      <w:r>
-        <w:rPr>
-          <w:u w:val="single" w:color="0000ff"/>
-          <w:rFonts w:ascii="Charis SIL Regular" w:hAnsi="Charis SIL Regular" w:eastAsia="Charis SIL Regular"/>
-          <w:b w:val="0"/>
-          <w:i w:val="0"/>
-          <w:color w:val="000000"/>
-          <w:sz w:val="24"/>
-        </w:rPr>
-        <w:hyperlink r:id="rId11" w:history="1">
-          <w:r>
-            <w:rPr>
-              <w:rStyle w:val="Hyperlink"/>
-            </w:rPr>
-            <w:t>v</w:t>
-          </w:r>
-        </w:hyperlink>
-      </w:r>
-      <w:r>
-        <w:rPr>
-          <w:u w:val="single" w:color="0000ff"/>
-          <w:rFonts w:ascii="Charis SIL Regular" w:hAnsi="Charis SIL Regular" w:eastAsia="Charis SIL Regular"/>
-          <w:b w:val="0"/>
-          <w:i w:val="0"/>
-          <w:color w:val="000000"/>
-          <w:sz w:val="24"/>
-        </w:rPr>
-        <w:hyperlink r:id="rId11" w:history="1">
-          <w:r>
-            <w:rPr>
-              <w:rStyle w:val="Hyperlink"/>
-            </w:rPr>
-            <w:t>erschille</w:t>
-          </w:r>
-        </w:hyperlink>
+        <w:t>Lands Plantentuin in Bogor en verschille</w:t>
       </w:r>
       <w:r>
         <w:rPr>
@@ -1418,7 +1284,6 @@
       </w:r>
       <w:r>
         <w:rPr>
-          <w:u w:val="single" w:color="0000ff"/>
           <w:rFonts w:ascii="Charis SIL Regular" w:hAnsi="Charis SIL Regular" w:eastAsia="Charis SIL Regular"/>
           <w:b w:val="0"/>
           <w:i w:val="0"/>
@@ -1434,16 +1299,8 @@
           <w:i w:val="0"/>
           <w:color w:val="0000FF"/>
           <w:sz w:val="24"/>
-          <w:u w:val="single"/>
-        </w:rPr>
-        <w:hyperlink r:id="rId13" w:history="1">
-          <w:r>
-            <w:rPr>
-              <w:rStyle w:val="Hyperlink"/>
-            </w:rPr>
-            <w:t>Rijksmu</w:t>
-          </w:r>
-        </w:hyperlink>
+        </w:rPr>
+        <w:t>Rijksmuseum</w:t>
       </w:r>
       <w:r>
         <w:rPr>
@@ -1454,14 +1311,7 @@
           <w:sz w:val="24"/>
           <w:u w:val="single"/>
         </w:rPr>
-        <w:hyperlink r:id="rId13" w:history="1">
-          <w:r>
-            <w:rPr>
-              <w:rStyle w:val="Hyperlink"/>
-            </w:rPr>
-            <w:t>seu</w:t>
-          </w:r>
-        </w:hyperlink>
+        <w:t xml:space="preserve"> </w:t>
       </w:r>
       <w:r>
         <w:rPr>
@@ -1472,29 +1322,7 @@
           <w:sz w:val="24"/>
           <w:u w:val="single"/>
         </w:rPr>
-        <w:t>m</w:t>
-      </w:r>
-      <w:r>
-        <w:rPr>
-          <w:rFonts w:ascii="Charis SIL Regular" w:hAnsi="Charis SIL Regular" w:eastAsia="Charis SIL Regular"/>
-          <w:b w:val="0"/>
-          <w:i w:val="0"/>
-          <w:color w:val="0000FF"/>
-          <w:sz w:val="24"/>
-          <w:u w:val="single"/>
-        </w:rPr>
-        <w:t xml:space="preserve"> </w:t>
-      </w:r>
-      <w:r>
-        <w:rPr>
-          <w:rFonts w:ascii="Charis SIL Regular" w:hAnsi="Charis SIL Regular" w:eastAsia="Charis SIL Regular"/>
-          <w:b w:val="0"/>
-          <w:i w:val="0"/>
-          <w:color w:val="0000FF"/>
-          <w:sz w:val="24"/>
-          <w:u w:val="single"/>
-        </w:rPr>
-        <w:hyperlink r:id="rId14" w:history="1">
+        <w:hyperlink r:id="rId13" w:history="1">
           <w:r>
             <w:rPr>
               <w:rStyle w:val="Hyperlink"/>
@@ -1830,7 +1658,7 @@
           <w:sz w:val="24"/>
           <w:u w:val="single"/>
         </w:rPr>
-        <w:hyperlink r:id="rId14" w:history="1">
+        <w:hyperlink r:id="rId13" w:history="1">
           <w:r>
             <w:rPr>
               <w:rStyle w:val="Hyperlink"/>
@@ -2872,7 +2700,7 @@
             <w:rPr>
               <w:rStyle w:val="Hyperlink"/>
             </w:rPr>
-            <w:t>desbetreffen</w:t>
+            <w:t>desbetreffend</w:t>
           </w:r>
         </w:hyperlink>
       </w:r>
@@ -2883,15 +2711,9 @@
           <w:i w:val="0"/>
           <w:color w:val="0000FF"/>
           <w:sz w:val="24"/>
-        </w:rPr>
-        <w:hyperlink r:id="rId12" w:history="1">
-          <w:r>
-            <w:rPr>
-              <w:rStyle w:val="Hyperlink"/>
-            </w:rPr>
-            <w:t>d</w:t>
-          </w:r>
-        </w:hyperlink>
+          <w:u w:val="single"/>
+        </w:rPr>
+        <w:t>e</w:t>
       </w:r>
       <w:r>
         <w:rPr>
@@ -2900,17 +2722,6 @@
           <w:i w:val="0"/>
           <w:color w:val="0000FF"/>
           <w:sz w:val="24"/>
-        </w:rPr>
-        <w:t>e</w:t>
-      </w:r>
-      <w:r>
-        <w:rPr>
-          <w:rFonts w:ascii="Charis SIL Regular" w:hAnsi="Charis SIL Regular" w:eastAsia="Charis SIL Regular"/>
-          <w:b w:val="0"/>
-          <w:i w:val="0"/>
-          <w:color w:val="0000FF"/>
-          <w:sz w:val="24"/>
-          <w:u w:val="single"/>
         </w:rPr>
         <w:t xml:space="preserve"> </w:t>
       </w:r>
@@ -4045,7 +3856,7 @@
           <w:sz w:val="24"/>
           <w:u w:val="single"/>
         </w:rPr>
-        <w:hyperlink r:id="rId18" w:history="1">
+        <w:hyperlink r:id="rId19" w:history="1">
           <w:r>
             <w:rPr>
               <w:rStyle w:val="Hyperlink"/>
@@ -4063,7 +3874,7 @@
           <w:sz w:val="24"/>
           <w:u w:val="single"/>
         </w:rPr>
-        <w:hyperlink r:id="rId18" w:history="1">
+        <w:hyperlink r:id="rId19" w:history="1">
           <w:r>
             <w:rPr>
               <w:rStyle w:val="Hyperlink"/>
@@ -4092,7 +3903,7 @@
           <w:sz w:val="24"/>
           <w:u w:val="single"/>
         </w:rPr>
-        <w:hyperlink r:id="rId18" w:history="1">
+        <w:hyperlink r:id="rId19" w:history="1">
           <w:r>
             <w:rPr>
               <w:rStyle w:val="Hyperlink"/>
@@ -4103,7 +3914,6 @@
       </w:r>
       <w:r>
         <w:rPr>
-          <w:u w:val="single" w:color="0000ff"/>
           <w:rFonts w:ascii="Charis SIL Regular" w:hAnsi="Charis SIL Regular" w:eastAsia="Charis SIL Regular"/>
           <w:b w:val="0"/>
           <w:i w:val="0"/>
@@ -4128,7 +3938,7 @@
           <w:sz w:val="24"/>
           <w:u w:val="single"/>
         </w:rPr>
-        <w:hyperlink r:id="rId19" w:history="1">
+        <w:hyperlink r:id="rId20" w:history="1">
           <w:r>
             <w:rPr>
               <w:rStyle w:val="Hyperlink"/>
@@ -4157,7 +3967,7 @@
           <w:sz w:val="24"/>
           <w:u w:val="single"/>
         </w:rPr>
-        <w:hyperlink r:id="rId19" w:history="1">
+        <w:hyperlink r:id="rId20" w:history="1">
           <w:r>
             <w:rPr>
               <w:rStyle w:val="Hyperlink"/>
@@ -4308,7 +4118,7 @@
           <w:sz w:val="24"/>
           <w:u w:val="single"/>
         </w:rPr>
-        <w:hyperlink r:id="rId20" w:history="1">
+        <w:hyperlink r:id="rId21" w:history="1">
           <w:r>
             <w:rPr>
               <w:rStyle w:val="Hyperlink"/>
@@ -4326,7 +4136,7 @@
           <w:sz w:val="24"/>
           <w:u w:val="single"/>
         </w:rPr>
-        <w:hyperlink r:id="rId20" w:history="1">
+        <w:hyperlink r:id="rId21" w:history="1">
           <w:r>
             <w:rPr>
               <w:rStyle w:val="Hyperlink"/>
@@ -4344,7 +4154,7 @@
           <w:sz w:val="24"/>
           <w:u w:val="single"/>
         </w:rPr>
-        <w:hyperlink r:id="rId20" w:history="1">
+        <w:hyperlink r:id="rId21" w:history="1">
           <w:r>
             <w:rPr>
               <w:rStyle w:val="Hyperlink"/>
@@ -4372,7 +4182,7 @@
           <w:sz w:val="24"/>
           <w:u w:val="single"/>
         </w:rPr>
-        <w:hyperlink r:id="rId20" w:history="1">
+        <w:hyperlink r:id="rId21" w:history="1">
           <w:r>
             <w:rPr>
               <w:rStyle w:val="Hyperlink"/>
@@ -4401,7 +4211,7 @@
           <w:sz w:val="24"/>
           <w:u w:val="single"/>
         </w:rPr>
-        <w:hyperlink r:id="rId20" w:history="1">
+        <w:hyperlink r:id="rId21" w:history="1">
           <w:r>
             <w:rPr>
               <w:rStyle w:val="Hyperlink"/>
@@ -4552,7 +4362,7 @@
           <w:sz w:val="24"/>
           <w:u w:val="single"/>
         </w:rPr>
-        <w:hyperlink r:id="rId21" w:history="1">
+        <w:hyperlink r:id="rId22" w:history="1">
           <w:r>
             <w:rPr>
               <w:rStyle w:val="Hyperlink"/>
@@ -4570,7 +4380,7 @@
           <w:sz w:val="24"/>
           <w:u w:val="single"/>
         </w:rPr>
-        <w:hyperlink r:id="rId21" w:history="1">
+        <w:hyperlink r:id="rId22" w:history="1">
           <w:r>
             <w:rPr>
               <w:rStyle w:val="Hyperlink"/>
@@ -4588,7 +4398,7 @@
           <w:sz w:val="24"/>
           <w:u w:val="single"/>
         </w:rPr>
-        <w:hyperlink r:id="rId21" w:history="1">
+        <w:hyperlink r:id="rId22" w:history="1">
           <w:r>
             <w:rPr>
               <w:rStyle w:val="Hyperlink"/>
@@ -4606,7 +4416,7 @@
           <w:sz w:val="24"/>
           <w:u w:val="single"/>
         </w:rPr>
-        <w:hyperlink r:id="rId21" w:history="1">
+        <w:hyperlink r:id="rId22" w:history="1">
           <w:r>
             <w:rPr>
               <w:rStyle w:val="Hyperlink"/>
@@ -4634,7 +4444,7 @@
           <w:sz w:val="24"/>
           <w:u w:val="single"/>
         </w:rPr>
-        <w:hyperlink r:id="rId22" w:history="1">
+        <w:hyperlink r:id="rId23" w:history="1">
           <w:r>
             <w:rPr>
               <w:rStyle w:val="Hyperlink"/>
@@ -4652,7 +4462,7 @@
           <w:sz w:val="24"/>
           <w:u w:val="single"/>
         </w:rPr>
-        <w:hyperlink r:id="rId21" w:history="1">
+        <w:hyperlink r:id="rId23" w:history="1">
           <w:r>
             <w:rPr>
               <w:rStyle w:val="Hyperlink"/>
@@ -4681,7 +4491,7 @@
           <w:sz w:val="24"/>
           <w:u w:val="single"/>
         </w:rPr>
-        <w:hyperlink r:id="rId21" w:history="1">
+        <w:hyperlink r:id="rId23" w:history="1">
           <w:r>
             <w:rPr>
               <w:rStyle w:val="Hyperlink"/>
@@ -4698,14 +4508,7 @@
           <w:color w:val="000000"/>
           <w:sz w:val="24"/>
         </w:rPr>
-        <w:hyperlink r:id="rId21" w:history="1">
-          <w:r>
-            <w:rPr>
-              <w:rStyle w:val="Hyperlink"/>
-            </w:rPr>
-            <w:t xml:space="preserve">, </w:t>
-          </w:r>
-        </w:hyperlink>
+        <w:t xml:space="preserve">, </w:t>
       </w:r>
       <w:r>
         <w:rPr>
@@ -4716,7 +4519,7 @@
           <w:sz w:val="24"/>
           <w:u w:val="single"/>
         </w:rPr>
-        <w:hyperlink r:id="rId21" w:history="1">
+        <w:hyperlink r:id="rId24" w:history="1">
           <w:r>
             <w:rPr>
               <w:rStyle w:val="Hyperlink"/>
@@ -4745,7 +4548,7 @@
           <w:sz w:val="24"/>
           <w:u w:val="single"/>
         </w:rPr>
-        <w:hyperlink r:id="rId21" w:history="1">
+        <w:hyperlink r:id="rId22" w:history="1">
           <w:r>
             <w:rPr>
               <w:rStyle w:val="Hyperlink"/>
@@ -4912,7 +4715,7 @@
           <w:sz w:val="24"/>
           <w:u w:val="single"/>
         </w:rPr>
-        <w:hyperlink r:id="rId23" w:history="1">
+        <w:hyperlink r:id="rId25" w:history="1">
           <w:r>
             <w:rPr>
               <w:rStyle w:val="Hyperlink"/>
@@ -4930,7 +4733,7 @@
           <w:sz w:val="24"/>
           <w:u w:val="single"/>
         </w:rPr>
-        <w:hyperlink r:id="rId23" w:history="1">
+        <w:hyperlink r:id="rId25" w:history="1">
           <w:r>
             <w:rPr>
               <w:rStyle w:val="Hyperlink"/>
@@ -4948,7 +4751,7 @@
           <w:sz w:val="24"/>
           <w:u w:val="single"/>
         </w:rPr>
-        <w:hyperlink r:id="rId23" w:history="1">
+        <w:hyperlink r:id="rId25" w:history="1">
           <w:r>
             <w:rPr>
               <w:rStyle w:val="Hyperlink"/>
@@ -4966,7 +4769,7 @@
           <w:sz w:val="24"/>
           <w:u w:val="single"/>
         </w:rPr>
-        <w:hyperlink r:id="rId23" w:history="1">
+        <w:hyperlink r:id="rId25" w:history="1">
           <w:r>
             <w:rPr>
               <w:rStyle w:val="Hyperlink"/>
@@ -4994,7 +4797,7 @@
           <w:sz w:val="24"/>
           <w:u w:val="single"/>
         </w:rPr>
-        <w:hyperlink r:id="rId23" w:history="1">
+        <w:hyperlink r:id="rId25" w:history="1">
           <w:r>
             <w:rPr>
               <w:rStyle w:val="Hyperlink"/>
@@ -5012,7 +4815,7 @@
           <w:sz w:val="24"/>
           <w:u w:val="single"/>
         </w:rPr>
-        <w:hyperlink r:id="rId23" w:history="1">
+        <w:hyperlink r:id="rId26" w:history="1">
           <w:r>
             <w:rPr>
               <w:rStyle w:val="Hyperlink"/>
@@ -5041,7 +4844,7 @@
           <w:sz w:val="24"/>
           <w:u w:val="single"/>
         </w:rPr>
-        <w:hyperlink r:id="rId24" w:history="1">
+        <w:hyperlink r:id="rId25" w:history="1">
           <w:r>
             <w:rPr>
               <w:rStyle w:val="Hyperlink"/>
@@ -5070,7 +4873,7 @@
           <w:sz w:val="24"/>
           <w:u w:val="single"/>
         </w:rPr>
-        <w:hyperlink r:id="rId23" w:history="1">
+        <w:hyperlink r:id="rId27" w:history="1">
           <w:r>
             <w:rPr>
               <w:rStyle w:val="Hyperlink"/>
@@ -5099,7 +4902,7 @@
           <w:sz w:val="24"/>
           <w:u w:val="single"/>
         </w:rPr>
-        <w:hyperlink r:id="rId23" w:history="1">
+        <w:hyperlink r:id="rId25" w:history="1">
           <w:r>
             <w:rPr>
               <w:rStyle w:val="Hyperlink"/>

--- a/EXPORTS/DOCX/published/niveau3/Dutch/WMAmsterdam.docx
+++ b/EXPORTS/DOCX/published/niveau3/Dutch/WMAmsterdam.docx
@@ -533,7 +533,7 @@
           <w:sz w:val="24"/>
           <w:u w:val="single"/>
         </w:rPr>
-        <w:hyperlink r:id="rId10" w:history="1">
+        <w:hyperlink r:id="rId11" w:history="1">
           <w:r>
             <w:rPr>
               <w:rStyle w:val="Hyperlink"/>
@@ -551,7 +551,7 @@
           <w:sz w:val="24"/>
           <w:u w:val="single"/>
         </w:rPr>
-        <w:hyperlink r:id="rId10" w:history="1">
+        <w:hyperlink r:id="rId11" w:history="1">
           <w:r>
             <w:rPr>
               <w:rStyle w:val="Hyperlink"/>
@@ -666,13 +666,147 @@
       </w:r>
       <w:r>
         <w:rPr>
+          <w:u w:val="single" w:color="0000ff"/>
           <w:rFonts w:ascii="Charis SIL Regular" w:hAnsi="Charis SIL Regular" w:eastAsia="Charis SIL Regular"/>
           <w:b w:val="0"/>
           <w:i w:val="0"/>
           <w:color w:val="000000"/>
           <w:sz w:val="24"/>
         </w:rPr>
-        <w:t>Lands Plantentuin in Bogor en verschille</w:t>
+        <w:hyperlink r:id="rId11" w:history="1">
+          <w:r>
+            <w:rPr>
+              <w:rStyle w:val="Hyperlink"/>
+            </w:rPr>
+            <w:t>Lands P</w:t>
+          </w:r>
+        </w:hyperlink>
+      </w:r>
+      <w:r>
+        <w:rPr>
+          <w:u w:val="single" w:color="0000ff"/>
+          <w:rFonts w:ascii="Charis SIL Regular" w:hAnsi="Charis SIL Regular" w:eastAsia="Charis SIL Regular"/>
+          <w:b w:val="0"/>
+          <w:i w:val="0"/>
+          <w:color w:val="000000"/>
+          <w:sz w:val="24"/>
+        </w:rPr>
+        <w:hyperlink r:id="rId11" w:history="1">
+          <w:r>
+            <w:rPr>
+              <w:rStyle w:val="Hyperlink"/>
+            </w:rPr>
+            <w:t>lantent</w:t>
+          </w:r>
+        </w:hyperlink>
+      </w:r>
+      <w:r>
+        <w:rPr>
+          <w:u w:val="single" w:color="0000ff"/>
+          <w:rFonts w:ascii="Charis SIL Regular" w:hAnsi="Charis SIL Regular" w:eastAsia="Charis SIL Regular"/>
+          <w:b w:val="0"/>
+          <w:i w:val="0"/>
+          <w:color w:val="000000"/>
+          <w:sz w:val="24"/>
+        </w:rPr>
+        <w:hyperlink r:id="rId11" w:history="1">
+          <w:r>
+            <w:rPr>
+              <w:rStyle w:val="Hyperlink"/>
+            </w:rPr>
+            <w:t>u</w:t>
+          </w:r>
+        </w:hyperlink>
+      </w:r>
+      <w:r>
+        <w:rPr>
+          <w:u w:val="single" w:color="0000ff"/>
+          <w:rFonts w:ascii="Charis SIL Regular" w:hAnsi="Charis SIL Regular" w:eastAsia="Charis SIL Regular"/>
+          <w:b w:val="0"/>
+          <w:i w:val="0"/>
+          <w:color w:val="000000"/>
+          <w:sz w:val="24"/>
+        </w:rPr>
+        <w:hyperlink r:id="rId11" w:history="1">
+          <w:r>
+            <w:rPr>
+              <w:rStyle w:val="Hyperlink"/>
+            </w:rPr>
+            <w:t>in in</w:t>
+          </w:r>
+        </w:hyperlink>
+      </w:r>
+      <w:r>
+        <w:rPr>
+          <w:u w:val="single" w:color="0000ff"/>
+          <w:rFonts w:ascii="Charis SIL Regular" w:hAnsi="Charis SIL Regular" w:eastAsia="Charis SIL Regular"/>
+          <w:b w:val="0"/>
+          <w:i w:val="0"/>
+          <w:color w:val="000000"/>
+          <w:sz w:val="24"/>
+        </w:rPr>
+        <w:hyperlink r:id="rId11" w:history="1">
+          <w:r>
+            <w:rPr>
+              <w:rStyle w:val="Hyperlink"/>
+            </w:rPr>
+            <w:t xml:space="preserve"> Bogor</w:t>
+          </w:r>
+        </w:hyperlink>
+      </w:r>
+      <w:r>
+        <w:rPr>
+          <w:u w:val="single" w:color="0000ff"/>
+          <w:rFonts w:ascii="Charis SIL Regular" w:hAnsi="Charis SIL Regular" w:eastAsia="Charis SIL Regular"/>
+          <w:b w:val="0"/>
+          <w:i w:val="0"/>
+          <w:color w:val="000000"/>
+          <w:sz w:val="24"/>
+        </w:rPr>
+        <w:hyperlink r:id="rId11" w:history="1">
+          <w:r>
+            <w:rPr>
+              <w:rStyle w:val="Hyperlink"/>
+            </w:rPr>
+            <w:t xml:space="preserve"> en </w:t>
+          </w:r>
+        </w:hyperlink>
+      </w:r>
+      <w:r>
+        <w:rPr>
+          <w:u w:val="single" w:color="0000ff"/>
+          <w:rFonts w:ascii="Charis SIL Regular" w:hAnsi="Charis SIL Regular" w:eastAsia="Charis SIL Regular"/>
+          <w:b w:val="0"/>
+          <w:i w:val="0"/>
+          <w:color w:val="000000"/>
+          <w:sz w:val="24"/>
+        </w:rPr>
+        <w:hyperlink r:id="rId11" w:history="1">
+          <w:r>
+            <w:rPr>
+              <w:rStyle w:val="Hyperlink"/>
+            </w:rPr>
+            <w:t>v</w:t>
+          </w:r>
+        </w:hyperlink>
+      </w:r>
+      <w:r>
+        <w:rPr>
+          <w:u w:val="single" w:color="0000ff"/>
+          <w:rFonts w:ascii="Charis SIL Regular" w:hAnsi="Charis SIL Regular" w:eastAsia="Charis SIL Regular"/>
+          <w:b w:val="0"/>
+          <w:i w:val="0"/>
+          <w:color w:val="000000"/>
+          <w:sz w:val="24"/>
+        </w:rPr>
+        <w:hyperlink r:id="rId11" w:history="1">
+          <w:r>
+            <w:rPr>
+              <w:rStyle w:val="Hyperlink"/>
+            </w:rPr>
+            <w:t>erschille</w:t>
+          </w:r>
+        </w:hyperlink>
       </w:r>
       <w:r>
         <w:rPr>
@@ -795,7 +929,7 @@
             <w:rPr>
               <w:rStyle w:val="Hyperlink"/>
             </w:rPr>
-            <w:t>Etnografisc</w:t>
+            <w:t>Etnografis</w:t>
           </w:r>
         </w:hyperlink>
       </w:r>
@@ -807,6 +941,16 @@
           <w:color w:val="0000FF"/>
           <w:sz w:val="24"/>
           <w:u w:val="single"/>
+        </w:rPr>
+        <w:t>c</w:t>
+      </w:r>
+      <w:r>
+        <w:rPr>
+          <w:rFonts w:ascii="Charis SIL Regular" w:hAnsi="Charis SIL Regular" w:eastAsia="Charis SIL Regular"/>
+          <w:b w:val="0"/>
+          <w:i w:val="0"/>
+          <w:color w:val="0000FF"/>
+          <w:sz w:val="24"/>
         </w:rPr>
         <w:t>h</w:t>
       </w:r>
@@ -864,19 +1008,9 @@
             <w:rPr>
               <w:rStyle w:val="Hyperlink"/>
             </w:rPr>
-            <w:t>Arti</w:t>
+            <w:t>Artis</w:t>
           </w:r>
         </w:hyperlink>
-      </w:r>
-      <w:r>
-        <w:rPr>
-          <w:rFonts w:ascii="Charis SIL Regular" w:hAnsi="Charis SIL Regular" w:eastAsia="Charis SIL Regular"/>
-          <w:b w:val="0"/>
-          <w:i w:val="0"/>
-          <w:color w:val="0000FF"/>
-          <w:sz w:val="24"/>
-        </w:rPr>
-        <w:t>s</w:t>
       </w:r>
       <w:r>
         <w:rPr>
@@ -1299,8 +1433,16 @@
           <w:i w:val="0"/>
           <w:color w:val="0000FF"/>
           <w:sz w:val="24"/>
-        </w:rPr>
-        <w:t>Rijksmuseum</w:t>
+          <w:u w:val="single"/>
+        </w:rPr>
+        <w:hyperlink r:id="rId13" w:history="1">
+          <w:r>
+            <w:rPr>
+              <w:rStyle w:val="Hyperlink"/>
+            </w:rPr>
+            <w:t>Rijksmu</w:t>
+          </w:r>
+        </w:hyperlink>
       </w:r>
       <w:r>
         <w:rPr>
@@ -1311,6 +1453,42 @@
           <w:sz w:val="24"/>
           <w:u w:val="single"/>
         </w:rPr>
+        <w:hyperlink r:id="rId14" w:history="1">
+          <w:r>
+            <w:rPr>
+              <w:rStyle w:val="Hyperlink"/>
+            </w:rPr>
+            <w:t>seu</w:t>
+          </w:r>
+        </w:hyperlink>
+      </w:r>
+      <w:r>
+        <w:rPr>
+          <w:rFonts w:ascii="Charis SIL Regular" w:hAnsi="Charis SIL Regular" w:eastAsia="Charis SIL Regular"/>
+          <w:b w:val="0"/>
+          <w:i w:val="0"/>
+          <w:color w:val="0000FF"/>
+          <w:sz w:val="24"/>
+          <w:u w:val="single"/>
+        </w:rPr>
+        <w:hyperlink r:id="rId14" w:history="1">
+          <w:r>
+            <w:rPr>
+              <w:rStyle w:val="Hyperlink"/>
+            </w:rPr>
+            <w:t>m</w:t>
+          </w:r>
+        </w:hyperlink>
+      </w:r>
+      <w:r>
+        <w:rPr>
+          <w:rFonts w:ascii="Charis SIL Regular" w:hAnsi="Charis SIL Regular" w:eastAsia="Charis SIL Regular"/>
+          <w:b w:val="0"/>
+          <w:i w:val="0"/>
+          <w:color w:val="0000FF"/>
+          <w:sz w:val="24"/>
+          <w:u w:val="single"/>
+        </w:rPr>
         <w:t xml:space="preserve"> </w:t>
       </w:r>
       <w:r>
@@ -1322,7 +1500,7 @@
           <w:sz w:val="24"/>
           <w:u w:val="single"/>
         </w:rPr>
-        <w:hyperlink r:id="rId13" w:history="1">
+        <w:hyperlink r:id="rId14" w:history="1">
           <w:r>
             <w:rPr>
               <w:rStyle w:val="Hyperlink"/>
@@ -1445,7 +1623,7 @@
           <w:sz w:val="24"/>
           <w:u w:val="single"/>
         </w:rPr>
-        <w:hyperlink r:id="rId13" w:history="1">
+        <w:hyperlink r:id="rId14" w:history="1">
           <w:r>
             <w:rPr>
               <w:rStyle w:val="Hyperlink"/>
@@ -1463,7 +1641,7 @@
           <w:sz w:val="24"/>
           <w:u w:val="single"/>
         </w:rPr>
-        <w:hyperlink r:id="rId13" w:history="1">
+        <w:hyperlink r:id="rId14" w:history="1">
           <w:r>
             <w:rPr>
               <w:rStyle w:val="Hyperlink"/>
@@ -1481,7 +1659,7 @@
           <w:sz w:val="24"/>
           <w:u w:val="single"/>
         </w:rPr>
-        <w:hyperlink r:id="rId13" w:history="1">
+        <w:hyperlink r:id="rId14" w:history="1">
           <w:r>
             <w:rPr>
               <w:rStyle w:val="Hyperlink"/>
@@ -1510,7 +1688,7 @@
           <w:sz w:val="24"/>
           <w:u w:val="single"/>
         </w:rPr>
-        <w:hyperlink r:id="rId13" w:history="1">
+        <w:hyperlink r:id="rId14" w:history="1">
           <w:r>
             <w:rPr>
               <w:rStyle w:val="Hyperlink"/>
@@ -2502,115 +2680,7 @@
           <w:color w:val="000000"/>
           <w:sz w:val="24"/>
         </w:rPr>
-        <w:hyperlink r:id="rId17" w:history="1">
-          <w:r>
-            <w:rPr>
-              <w:rStyle w:val="Hyperlink"/>
-            </w:rPr>
-            <w:t>inventaris</w:t>
-          </w:r>
-        </w:hyperlink>
-      </w:r>
-      <w:r>
-        <w:rPr>
-          <w:u w:val="single" w:color="0000ff"/>
-          <w:rFonts w:ascii="Charis SIL Regular" w:hAnsi="Charis SIL Regular" w:eastAsia="Charis SIL Regular"/>
-          <w:b w:val="0"/>
-          <w:i w:val="0"/>
-          <w:color w:val="000000"/>
-          <w:sz w:val="24"/>
-        </w:rPr>
-        <w:hyperlink r:id="rId17" w:history="1">
-          <w:r>
-            <w:rPr>
-              <w:rStyle w:val="Hyperlink"/>
-            </w:rPr>
-            <w:t>n</w:t>
-          </w:r>
-        </w:hyperlink>
-      </w:r>
-      <w:r>
-        <w:rPr>
-          <w:u w:val="single" w:color="0000ff"/>
-          <w:rFonts w:ascii="Charis SIL Regular" w:hAnsi="Charis SIL Regular" w:eastAsia="Charis SIL Regular"/>
-          <w:b w:val="0"/>
-          <w:i w:val="0"/>
-          <w:color w:val="000000"/>
-          <w:sz w:val="24"/>
-        </w:rPr>
-        <w:hyperlink r:id="rId17" w:history="1">
-          <w:r>
-            <w:rPr>
-              <w:rStyle w:val="Hyperlink"/>
-            </w:rPr>
-            <w:t>ummers 18</w:t>
-          </w:r>
-        </w:hyperlink>
-      </w:r>
-      <w:r>
-        <w:rPr>
-          <w:u w:val="single" w:color="0000ff"/>
-          <w:rFonts w:ascii="Charis SIL Regular" w:hAnsi="Charis SIL Regular" w:eastAsia="Charis SIL Regular"/>
-          <w:b w:val="0"/>
-          <w:i w:val="0"/>
-          <w:color w:val="000000"/>
-          <w:sz w:val="24"/>
-        </w:rPr>
-        <w:hyperlink r:id="rId17" w:history="1">
-          <w:r>
-            <w:rPr>
-              <w:rStyle w:val="Hyperlink"/>
-            </w:rPr>
-            <w:t>76 tot en me</w:t>
-          </w:r>
-        </w:hyperlink>
-      </w:r>
-      <w:r>
-        <w:rPr>
-          <w:u w:val="single" w:color="0000ff"/>
-          <w:rFonts w:ascii="Charis SIL Regular" w:hAnsi="Charis SIL Regular" w:eastAsia="Charis SIL Regular"/>
-          <w:b w:val="0"/>
-          <w:i w:val="0"/>
-          <w:color w:val="000000"/>
-          <w:sz w:val="24"/>
-        </w:rPr>
-        <w:hyperlink r:id="rId17" w:history="1">
-          <w:r>
-            <w:rPr>
-              <w:rStyle w:val="Hyperlink"/>
-            </w:rPr>
-            <w:t>t</w:t>
-          </w:r>
-        </w:hyperlink>
-      </w:r>
-      <w:r>
-        <w:rPr>
-          <w:u w:val="single" w:color="0000ff"/>
-          <w:rFonts w:ascii="Charis SIL Regular" w:hAnsi="Charis SIL Regular" w:eastAsia="Charis SIL Regular"/>
-          <w:b w:val="0"/>
-          <w:i w:val="0"/>
-          <w:color w:val="000000"/>
-          <w:sz w:val="24"/>
-        </w:rPr>
-        <w:hyperlink r:id="rId17" w:history="1">
-          <w:r>
-            <w:rPr>
-              <w:rStyle w:val="Hyperlink"/>
-            </w:rPr>
-            <w:t xml:space="preserve"> 1919 </w:t>
-          </w:r>
-        </w:hyperlink>
-      </w:r>
-      <w:r>
-        <w:rPr>
-          <w:u w:val="single" w:color="0000ff"/>
-          <w:rFonts w:ascii="Charis SIL Regular" w:hAnsi="Charis SIL Regular" w:eastAsia="Charis SIL Regular"/>
-          <w:b w:val="0"/>
-          <w:i w:val="0"/>
-          <w:color w:val="000000"/>
-          <w:sz w:val="24"/>
-        </w:rPr>
-        <w:t>m</w:t>
+        <w:t>inventarisnummers 1876 tot en met 1919 m</w:t>
       </w:r>
       <w:r>
         <w:rPr>
@@ -2700,7 +2770,7 @@
             <w:rPr>
               <w:rStyle w:val="Hyperlink"/>
             </w:rPr>
-            <w:t>desbetreffend</w:t>
+            <w:t>desbetreffen</w:t>
           </w:r>
         </w:hyperlink>
       </w:r>
@@ -2711,17 +2781,34 @@
           <w:i w:val="0"/>
           <w:color w:val="0000FF"/>
           <w:sz w:val="24"/>
+        </w:rPr>
+        <w:hyperlink r:id="rId12" w:history="1">
+          <w:r>
+            <w:rPr>
+              <w:rStyle w:val="Hyperlink"/>
+            </w:rPr>
+            <w:t>d</w:t>
+          </w:r>
+        </w:hyperlink>
+      </w:r>
+      <w:r>
+        <w:rPr>
+          <w:rFonts w:ascii="Charis SIL Regular" w:hAnsi="Charis SIL Regular" w:eastAsia="Charis SIL Regular"/>
+          <w:b w:val="0"/>
+          <w:i w:val="0"/>
+          <w:color w:val="0000FF"/>
+          <w:sz w:val="24"/>
+        </w:rPr>
+        <w:t>e</w:t>
+      </w:r>
+      <w:r>
+        <w:rPr>
+          <w:rFonts w:ascii="Charis SIL Regular" w:hAnsi="Charis SIL Regular" w:eastAsia="Charis SIL Regular"/>
+          <w:b w:val="0"/>
+          <w:i w:val="0"/>
+          <w:color w:val="0000FF"/>
+          <w:sz w:val="24"/>
           <w:u w:val="single"/>
-        </w:rPr>
-        <w:t>e</w:t>
-      </w:r>
-      <w:r>
-        <w:rPr>
-          <w:rFonts w:ascii="Charis SIL Regular" w:hAnsi="Charis SIL Regular" w:eastAsia="Charis SIL Regular"/>
-          <w:b w:val="0"/>
-          <w:i w:val="0"/>
-          <w:color w:val="0000FF"/>
-          <w:sz w:val="24"/>
         </w:rPr>
         <w:t xml:space="preserve"> </w:t>
       </w:r>
@@ -3874,7 +3961,7 @@
           <w:sz w:val="24"/>
           <w:u w:val="single"/>
         </w:rPr>
-        <w:hyperlink r:id="rId19" w:history="1">
+        <w:hyperlink r:id="rId18" w:history="1">
           <w:r>
             <w:rPr>
               <w:rStyle w:val="Hyperlink"/>
@@ -3903,7 +3990,7 @@
           <w:sz w:val="24"/>
           <w:u w:val="single"/>
         </w:rPr>
-        <w:hyperlink r:id="rId19" w:history="1">
+        <w:hyperlink r:id="rId18" w:history="1">
           <w:r>
             <w:rPr>
               <w:rStyle w:val="Hyperlink"/>
@@ -3938,7 +4025,7 @@
           <w:sz w:val="24"/>
           <w:u w:val="single"/>
         </w:rPr>
-        <w:hyperlink r:id="rId20" w:history="1">
+        <w:hyperlink r:id="rId18" w:history="1">
           <w:r>
             <w:rPr>
               <w:rStyle w:val="Hyperlink"/>
@@ -3967,7 +4054,7 @@
           <w:sz w:val="24"/>
           <w:u w:val="single"/>
         </w:rPr>
-        <w:hyperlink r:id="rId20" w:history="1">
+        <w:hyperlink r:id="rId18" w:history="1">
           <w:r>
             <w:rPr>
               <w:rStyle w:val="Hyperlink"/>
@@ -4118,7 +4205,7 @@
           <w:sz w:val="24"/>
           <w:u w:val="single"/>
         </w:rPr>
-        <w:hyperlink r:id="rId21" w:history="1">
+        <w:hyperlink r:id="rId20" w:history="1">
           <w:r>
             <w:rPr>
               <w:rStyle w:val="Hyperlink"/>
@@ -4136,7 +4223,7 @@
           <w:sz w:val="24"/>
           <w:u w:val="single"/>
         </w:rPr>
-        <w:hyperlink r:id="rId21" w:history="1">
+        <w:hyperlink r:id="rId20" w:history="1">
           <w:r>
             <w:rPr>
               <w:rStyle w:val="Hyperlink"/>
@@ -4154,7 +4241,7 @@
           <w:sz w:val="24"/>
           <w:u w:val="single"/>
         </w:rPr>
-        <w:hyperlink r:id="rId21" w:history="1">
+        <w:hyperlink r:id="rId20" w:history="1">
           <w:r>
             <w:rPr>
               <w:rStyle w:val="Hyperlink"/>
@@ -4182,7 +4269,7 @@
           <w:sz w:val="24"/>
           <w:u w:val="single"/>
         </w:rPr>
-        <w:hyperlink r:id="rId21" w:history="1">
+        <w:hyperlink r:id="rId20" w:history="1">
           <w:r>
             <w:rPr>
               <w:rStyle w:val="Hyperlink"/>
@@ -4211,7 +4298,7 @@
           <w:sz w:val="24"/>
           <w:u w:val="single"/>
         </w:rPr>
-        <w:hyperlink r:id="rId21" w:history="1">
+        <w:hyperlink r:id="rId20" w:history="1">
           <w:r>
             <w:rPr>
               <w:rStyle w:val="Hyperlink"/>
@@ -4362,7 +4449,7 @@
           <w:sz w:val="24"/>
           <w:u w:val="single"/>
         </w:rPr>
-        <w:hyperlink r:id="rId22" w:history="1">
+        <w:hyperlink r:id="rId21" w:history="1">
           <w:r>
             <w:rPr>
               <w:rStyle w:val="Hyperlink"/>
@@ -4380,7 +4467,7 @@
           <w:sz w:val="24"/>
           <w:u w:val="single"/>
         </w:rPr>
-        <w:hyperlink r:id="rId22" w:history="1">
+        <w:hyperlink r:id="rId21" w:history="1">
           <w:r>
             <w:rPr>
               <w:rStyle w:val="Hyperlink"/>
@@ -4398,7 +4485,7 @@
           <w:sz w:val="24"/>
           <w:u w:val="single"/>
         </w:rPr>
-        <w:hyperlink r:id="rId22" w:history="1">
+        <w:hyperlink r:id="rId21" w:history="1">
           <w:r>
             <w:rPr>
               <w:rStyle w:val="Hyperlink"/>
@@ -4416,7 +4503,7 @@
           <w:sz w:val="24"/>
           <w:u w:val="single"/>
         </w:rPr>
-        <w:hyperlink r:id="rId22" w:history="1">
+        <w:hyperlink r:id="rId21" w:history="1">
           <w:r>
             <w:rPr>
               <w:rStyle w:val="Hyperlink"/>
@@ -4444,7 +4531,7 @@
           <w:sz w:val="24"/>
           <w:u w:val="single"/>
         </w:rPr>
-        <w:hyperlink r:id="rId23" w:history="1">
+        <w:hyperlink r:id="rId21" w:history="1">
           <w:r>
             <w:rPr>
               <w:rStyle w:val="Hyperlink"/>
@@ -4462,7 +4549,7 @@
           <w:sz w:val="24"/>
           <w:u w:val="single"/>
         </w:rPr>
-        <w:hyperlink r:id="rId23" w:history="1">
+        <w:hyperlink r:id="rId21" w:history="1">
           <w:r>
             <w:rPr>
               <w:rStyle w:val="Hyperlink"/>
@@ -4491,7 +4578,7 @@
           <w:sz w:val="24"/>
           <w:u w:val="single"/>
         </w:rPr>
-        <w:hyperlink r:id="rId23" w:history="1">
+        <w:hyperlink r:id="rId22" w:history="1">
           <w:r>
             <w:rPr>
               <w:rStyle w:val="Hyperlink"/>
@@ -4519,7 +4606,7 @@
           <w:sz w:val="24"/>
           <w:u w:val="single"/>
         </w:rPr>
-        <w:hyperlink r:id="rId24" w:history="1">
+        <w:hyperlink r:id="rId23" w:history="1">
           <w:r>
             <w:rPr>
               <w:rStyle w:val="Hyperlink"/>
@@ -4548,7 +4635,7 @@
           <w:sz w:val="24"/>
           <w:u w:val="single"/>
         </w:rPr>
-        <w:hyperlink r:id="rId22" w:history="1">
+        <w:hyperlink r:id="rId23" w:history="1">
           <w:r>
             <w:rPr>
               <w:rStyle w:val="Hyperlink"/>
@@ -4715,7 +4802,7 @@
           <w:sz w:val="24"/>
           <w:u w:val="single"/>
         </w:rPr>
-        <w:hyperlink r:id="rId25" w:history="1">
+        <w:hyperlink r:id="rId24" w:history="1">
           <w:r>
             <w:rPr>
               <w:rStyle w:val="Hyperlink"/>
@@ -4733,7 +4820,7 @@
           <w:sz w:val="24"/>
           <w:u w:val="single"/>
         </w:rPr>
-        <w:hyperlink r:id="rId25" w:history="1">
+        <w:hyperlink r:id="rId24" w:history="1">
           <w:r>
             <w:rPr>
               <w:rStyle w:val="Hyperlink"/>
@@ -4751,7 +4838,7 @@
           <w:sz w:val="24"/>
           <w:u w:val="single"/>
         </w:rPr>
-        <w:hyperlink r:id="rId25" w:history="1">
+        <w:hyperlink r:id="rId24" w:history="1">
           <w:r>
             <w:rPr>
               <w:rStyle w:val="Hyperlink"/>
@@ -4769,7 +4856,7 @@
           <w:sz w:val="24"/>
           <w:u w:val="single"/>
         </w:rPr>
-        <w:hyperlink r:id="rId25" w:history="1">
+        <w:hyperlink r:id="rId24" w:history="1">
           <w:r>
             <w:rPr>
               <w:rStyle w:val="Hyperlink"/>
@@ -4815,7 +4902,7 @@
           <w:sz w:val="24"/>
           <w:u w:val="single"/>
         </w:rPr>
-        <w:hyperlink r:id="rId26" w:history="1">
+        <w:hyperlink r:id="rId24" w:history="1">
           <w:r>
             <w:rPr>
               <w:rStyle w:val="Hyperlink"/>
@@ -4873,7 +4960,7 @@
           <w:sz w:val="24"/>
           <w:u w:val="single"/>
         </w:rPr>
-        <w:hyperlink r:id="rId27" w:history="1">
+        <w:hyperlink r:id="rId24" w:history="1">
           <w:r>
             <w:rPr>
               <w:rStyle w:val="Hyperlink"/>
@@ -4902,7 +4989,7 @@
           <w:sz w:val="24"/>
           <w:u w:val="single"/>
         </w:rPr>
-        <w:hyperlink r:id="rId25" w:history="1">
+        <w:hyperlink r:id="rId26" w:history="1">
           <w:r>
             <w:rPr>
               <w:rStyle w:val="Hyperlink"/>
